--- a/templates/docx/TPL-10-ai-risk-siniflandirma.docx
+++ b/templates/docx/TPL-10-ai-risk-siniflandirma.docx
@@ -40,20 +40,20 @@
         <w:t xml:space="preserve">Kaydı</w:t>
       </w:r>
     </w:p>
+    <w:bookmarkStart w:id="20" w:name="sistem"/>
     <w:p>
       <w:pPr>
         <w:pStyle w:val="Heading1"/>
       </w:pPr>
-      <w:bookmarkStart w:id="20" w:name="sistem"/>
       <w:r>
         <w:t xml:space="preserve">1. Sistem</w:t>
       </w:r>
-      <w:bookmarkEnd w:id="20"/>
     </w:p>
     <w:tbl>
       <w:tblPr>
         <w:tblStyle w:val="Table"/>
-        <w:tblLook w:firstRow="0"/>
+        <w:tblLook w:firstRow="0" w:lastRow="0" w:firstColumn="0" w:lastColumn="0" w:noHBand="0" w:noVBand="0" w:val="0000"/>
+        <w:jc w:val="start"/>
         <w:tblW w:w="9600" w:type="dxa"/>
         <w:tblLayout w:type="fixed"/>
         <w:tblBorders>
@@ -88,7 +88,11 @@
           <w:tcPr>
             <w:tcW w:type="dxa" w:w="6545"/>
           </w:tcPr>
-          <w:p/>
+          <w:p>
+            <w:pPr>
+              <w:pStyle w:val="Compact"/>
+            </w:pPr>
+          </w:p>
         </w:tc>
       </w:tr>
       <w:tr>
@@ -110,7 +114,11 @@
           <w:tcPr>
             <w:tcW w:type="dxa" w:w="6545"/>
           </w:tcPr>
-          <w:p/>
+          <w:p>
+            <w:pPr>
+              <w:pStyle w:val="Compact"/>
+            </w:pPr>
+          </w:p>
         </w:tc>
       </w:tr>
       <w:tr>
@@ -174,15 +182,15 @@
         </w:tc>
       </w:tr>
     </w:tbl>
+    <w:bookmarkEnd w:id="20"/>
+    <w:bookmarkStart w:id="21" w:name="X2ed94873337317709afab977778ad1bccb757f2"/>
     <w:p>
       <w:pPr>
         <w:pStyle w:val="Heading1"/>
       </w:pPr>
-      <w:bookmarkStart w:id="21" w:name="X2ed94873337317709afab977778ad1bccb757f2"/>
       <w:r>
         <w:t xml:space="preserve">2. Adım 1 — Yasaklı uygulama mı? (EU AI Act Art. 5)</w:t>
       </w:r>
-      <w:bookmarkEnd w:id="21"/>
     </w:p>
     <w:p>
       <w:pPr>
@@ -195,7 +203,8 @@
     <w:tbl>
       <w:tblPr>
         <w:tblStyle w:val="Table"/>
-        <w:tblLook w:firstRow="1"/>
+        <w:tblLook w:firstRow="1" w:lastRow="0" w:firstColumn="0" w:lastColumn="0" w:noHBand="0" w:noVBand="0" w:val="0020"/>
+        <w:jc w:val="start"/>
         <w:tblW w:w="9600" w:type="dxa"/>
         <w:tblLayout w:type="fixed"/>
         <w:tblBorders>
@@ -214,15 +223,11 @@
       </w:tblGrid>
       <w:tr>
         <w:trPr>
-          <w:cnfStyle w:firstRow="1"/>
+          <w:tblHeader w:val="true"/>
         </w:trPr>
         <w:tc>
           <w:tcPr>
             <w:tcW w:type="dxa" w:w="4800"/>
-            <w:tcBorders>
-              <w:bottom w:val="single"/>
-            </w:tcBorders>
-            <w:vAlign w:val="bottom"/>
           </w:tcPr>
           <w:p>
             <w:pPr>
@@ -237,10 +242,6 @@
         <w:tc>
           <w:tcPr>
             <w:tcW w:type="dxa" w:w="2400"/>
-            <w:tcBorders>
-              <w:bottom w:val="single"/>
-            </w:tcBorders>
-            <w:vAlign w:val="bottom"/>
           </w:tcPr>
           <w:p>
             <w:pPr>
@@ -255,10 +256,6 @@
         <w:tc>
           <w:tcPr>
             <w:tcW w:type="dxa" w:w="2400"/>
-            <w:tcBorders>
-              <w:bottom w:val="single"/>
-            </w:tcBorders>
-            <w:vAlign w:val="bottom"/>
           </w:tcPr>
           <w:p>
             <w:pPr>
@@ -290,13 +287,21 @@
           <w:tcPr>
             <w:tcW w:type="dxa" w:w="2400"/>
           </w:tcPr>
-          <w:p/>
-        </w:tc>
-        <w:tc>
-          <w:tcPr>
-            <w:tcW w:type="dxa" w:w="2400"/>
-          </w:tcPr>
-          <w:p/>
+          <w:p>
+            <w:pPr>
+              <w:pStyle w:val="Compact"/>
+            </w:pPr>
+          </w:p>
+        </w:tc>
+        <w:tc>
+          <w:tcPr>
+            <w:tcW w:type="dxa" w:w="2400"/>
+          </w:tcPr>
+          <w:p>
+            <w:pPr>
+              <w:pStyle w:val="Compact"/>
+            </w:pPr>
+          </w:p>
         </w:tc>
       </w:tr>
       <w:tr>
@@ -318,13 +323,21 @@
           <w:tcPr>
             <w:tcW w:type="dxa" w:w="2400"/>
           </w:tcPr>
-          <w:p/>
-        </w:tc>
-        <w:tc>
-          <w:tcPr>
-            <w:tcW w:type="dxa" w:w="2400"/>
-          </w:tcPr>
-          <w:p/>
+          <w:p>
+            <w:pPr>
+              <w:pStyle w:val="Compact"/>
+            </w:pPr>
+          </w:p>
+        </w:tc>
+        <w:tc>
+          <w:tcPr>
+            <w:tcW w:type="dxa" w:w="2400"/>
+          </w:tcPr>
+          <w:p>
+            <w:pPr>
+              <w:pStyle w:val="Compact"/>
+            </w:pPr>
+          </w:p>
         </w:tc>
       </w:tr>
       <w:tr>
@@ -346,13 +359,21 @@
           <w:tcPr>
             <w:tcW w:type="dxa" w:w="2400"/>
           </w:tcPr>
-          <w:p/>
-        </w:tc>
-        <w:tc>
-          <w:tcPr>
-            <w:tcW w:type="dxa" w:w="2400"/>
-          </w:tcPr>
-          <w:p/>
+          <w:p>
+            <w:pPr>
+              <w:pStyle w:val="Compact"/>
+            </w:pPr>
+          </w:p>
+        </w:tc>
+        <w:tc>
+          <w:tcPr>
+            <w:tcW w:type="dxa" w:w="2400"/>
+          </w:tcPr>
+          <w:p>
+            <w:pPr>
+              <w:pStyle w:val="Compact"/>
+            </w:pPr>
+          </w:p>
         </w:tc>
       </w:tr>
       <w:tr>
@@ -374,13 +395,21 @@
           <w:tcPr>
             <w:tcW w:type="dxa" w:w="2400"/>
           </w:tcPr>
-          <w:p/>
-        </w:tc>
-        <w:tc>
-          <w:tcPr>
-            <w:tcW w:type="dxa" w:w="2400"/>
-          </w:tcPr>
-          <w:p/>
+          <w:p>
+            <w:pPr>
+              <w:pStyle w:val="Compact"/>
+            </w:pPr>
+          </w:p>
+        </w:tc>
+        <w:tc>
+          <w:tcPr>
+            <w:tcW w:type="dxa" w:w="2400"/>
+          </w:tcPr>
+          <w:p>
+            <w:pPr>
+              <w:pStyle w:val="Compact"/>
+            </w:pPr>
+          </w:p>
         </w:tc>
       </w:tr>
       <w:tr>
@@ -402,13 +431,21 @@
           <w:tcPr>
             <w:tcW w:type="dxa" w:w="2400"/>
           </w:tcPr>
-          <w:p/>
-        </w:tc>
-        <w:tc>
-          <w:tcPr>
-            <w:tcW w:type="dxa" w:w="2400"/>
-          </w:tcPr>
-          <w:p/>
+          <w:p>
+            <w:pPr>
+              <w:pStyle w:val="Compact"/>
+            </w:pPr>
+          </w:p>
+        </w:tc>
+        <w:tc>
+          <w:tcPr>
+            <w:tcW w:type="dxa" w:w="2400"/>
+          </w:tcPr>
+          <w:p>
+            <w:pPr>
+              <w:pStyle w:val="Compact"/>
+            </w:pPr>
+          </w:p>
         </w:tc>
       </w:tr>
       <w:tr>
@@ -430,13 +467,21 @@
           <w:tcPr>
             <w:tcW w:type="dxa" w:w="2400"/>
           </w:tcPr>
-          <w:p/>
-        </w:tc>
-        <w:tc>
-          <w:tcPr>
-            <w:tcW w:type="dxa" w:w="2400"/>
-          </w:tcPr>
-          <w:p/>
+          <w:p>
+            <w:pPr>
+              <w:pStyle w:val="Compact"/>
+            </w:pPr>
+          </w:p>
+        </w:tc>
+        <w:tc>
+          <w:tcPr>
+            <w:tcW w:type="dxa" w:w="2400"/>
+          </w:tcPr>
+          <w:p>
+            <w:pPr>
+              <w:pStyle w:val="Compact"/>
+            </w:pPr>
+          </w:p>
         </w:tc>
       </w:tr>
       <w:tr>
@@ -458,13 +503,21 @@
           <w:tcPr>
             <w:tcW w:type="dxa" w:w="2400"/>
           </w:tcPr>
-          <w:p/>
-        </w:tc>
-        <w:tc>
-          <w:tcPr>
-            <w:tcW w:type="dxa" w:w="2400"/>
-          </w:tcPr>
-          <w:p/>
+          <w:p>
+            <w:pPr>
+              <w:pStyle w:val="Compact"/>
+            </w:pPr>
+          </w:p>
+        </w:tc>
+        <w:tc>
+          <w:tcPr>
+            <w:tcW w:type="dxa" w:w="2400"/>
+          </w:tcPr>
+          <w:p>
+            <w:pPr>
+              <w:pStyle w:val="Compact"/>
+            </w:pPr>
+          </w:p>
         </w:tc>
       </w:tr>
       <w:tr>
@@ -486,30 +539,75 @@
           <w:tcPr>
             <w:tcW w:type="dxa" w:w="2400"/>
           </w:tcPr>
-          <w:p/>
-        </w:tc>
-        <w:tc>
-          <w:tcPr>
-            <w:tcW w:type="dxa" w:w="2400"/>
-          </w:tcPr>
-          <w:p/>
+          <w:p>
+            <w:pPr>
+              <w:pStyle w:val="Compact"/>
+            </w:pPr>
+          </w:p>
+        </w:tc>
+        <w:tc>
+          <w:tcPr>
+            <w:tcW w:type="dxa" w:w="2400"/>
+          </w:tcPr>
+          <w:p>
+            <w:pPr>
+              <w:pStyle w:val="Compact"/>
+            </w:pPr>
+          </w:p>
+        </w:tc>
+      </w:tr>
+      <w:tr>
+        <w:tc>
+          <w:tcPr>
+            <w:tcW w:type="dxa" w:w="4800"/>
+          </w:tcPr>
+          <w:p>
+            <w:pPr>
+              <w:pStyle w:val="Compact"/>
+              <w:jc w:val="left"/>
+            </w:pPr>
+            <w:r>
+              <w:t xml:space="preserve">Rızası olmadan mahrem görüntü ya da çocuk istismarı içeriği üretmek (Omnibus, 2 Aralık 2026’dan)</w:t>
+            </w:r>
+          </w:p>
+        </w:tc>
+        <w:tc>
+          <w:tcPr>
+            <w:tcW w:type="dxa" w:w="2400"/>
+          </w:tcPr>
+          <w:p>
+            <w:pPr>
+              <w:pStyle w:val="Compact"/>
+            </w:pPr>
+          </w:p>
+        </w:tc>
+        <w:tc>
+          <w:tcPr>
+            <w:tcW w:type="dxa" w:w="2400"/>
+          </w:tcPr>
+          <w:p>
+            <w:pPr>
+              <w:pStyle w:val="Compact"/>
+            </w:pPr>
+          </w:p>
         </w:tc>
       </w:tr>
     </w:tbl>
+    <w:bookmarkEnd w:id="21"/>
+    <w:bookmarkStart w:id="22" w:name="X13556010186c092716e44658816d61f7e0e23e5"/>
     <w:p>
       <w:pPr>
         <w:pStyle w:val="Heading1"/>
       </w:pPr>
-      <w:bookmarkStart w:id="22" w:name="X13556010186c092716e44658816d61f7e0e23e5"/>
       <w:r>
         <w:t xml:space="preserve">3. Adım 2 — Yüksek risk mi? (Art. 6, Ek III alanları)</w:t>
       </w:r>
-      <w:bookmarkEnd w:id="22"/>
     </w:p>
     <w:tbl>
       <w:tblPr>
         <w:tblStyle w:val="Table"/>
-        <w:tblLook w:firstRow="1"/>
+        <w:tblLook w:firstRow="1" w:lastRow="0" w:firstColumn="0" w:lastColumn="0" w:noHBand="0" w:noVBand="0" w:val="0020"/>
+        <w:jc w:val="start"/>
         <w:tblW w:w="9600" w:type="dxa"/>
         <w:tblLayout w:type="fixed"/>
         <w:tblBorders>
@@ -528,15 +626,11 @@
       </w:tblGrid>
       <w:tr>
         <w:trPr>
-          <w:cnfStyle w:firstRow="1"/>
+          <w:tblHeader w:val="true"/>
         </w:trPr>
         <w:tc>
           <w:tcPr>
             <w:tcW w:type="dxa" w:w="4800"/>
-            <w:tcBorders>
-              <w:bottom w:val="single"/>
-            </w:tcBorders>
-            <w:vAlign w:val="bottom"/>
           </w:tcPr>
           <w:p>
             <w:pPr>
@@ -551,10 +645,6 @@
         <w:tc>
           <w:tcPr>
             <w:tcW w:type="dxa" w:w="2400"/>
-            <w:tcBorders>
-              <w:bottom w:val="single"/>
-            </w:tcBorders>
-            <w:vAlign w:val="bottom"/>
           </w:tcPr>
           <w:p>
             <w:pPr>
@@ -569,10 +659,6 @@
         <w:tc>
           <w:tcPr>
             <w:tcW w:type="dxa" w:w="2400"/>
-            <w:tcBorders>
-              <w:bottom w:val="single"/>
-            </w:tcBorders>
-            <w:vAlign w:val="bottom"/>
           </w:tcPr>
           <w:p>
             <w:pPr>
@@ -604,13 +690,21 @@
           <w:tcPr>
             <w:tcW w:type="dxa" w:w="2400"/>
           </w:tcPr>
-          <w:p/>
-        </w:tc>
-        <w:tc>
-          <w:tcPr>
-            <w:tcW w:type="dxa" w:w="2400"/>
-          </w:tcPr>
-          <w:p/>
+          <w:p>
+            <w:pPr>
+              <w:pStyle w:val="Compact"/>
+            </w:pPr>
+          </w:p>
+        </w:tc>
+        <w:tc>
+          <w:tcPr>
+            <w:tcW w:type="dxa" w:w="2400"/>
+          </w:tcPr>
+          <w:p>
+            <w:pPr>
+              <w:pStyle w:val="Compact"/>
+            </w:pPr>
+          </w:p>
         </w:tc>
       </w:tr>
       <w:tr>
@@ -632,13 +726,21 @@
           <w:tcPr>
             <w:tcW w:type="dxa" w:w="2400"/>
           </w:tcPr>
-          <w:p/>
-        </w:tc>
-        <w:tc>
-          <w:tcPr>
-            <w:tcW w:type="dxa" w:w="2400"/>
-          </w:tcPr>
-          <w:p/>
+          <w:p>
+            <w:pPr>
+              <w:pStyle w:val="Compact"/>
+            </w:pPr>
+          </w:p>
+        </w:tc>
+        <w:tc>
+          <w:tcPr>
+            <w:tcW w:type="dxa" w:w="2400"/>
+          </w:tcPr>
+          <w:p>
+            <w:pPr>
+              <w:pStyle w:val="Compact"/>
+            </w:pPr>
+          </w:p>
         </w:tc>
       </w:tr>
       <w:tr>
@@ -660,13 +762,21 @@
           <w:tcPr>
             <w:tcW w:type="dxa" w:w="2400"/>
           </w:tcPr>
-          <w:p/>
-        </w:tc>
-        <w:tc>
-          <w:tcPr>
-            <w:tcW w:type="dxa" w:w="2400"/>
-          </w:tcPr>
-          <w:p/>
+          <w:p>
+            <w:pPr>
+              <w:pStyle w:val="Compact"/>
+            </w:pPr>
+          </w:p>
+        </w:tc>
+        <w:tc>
+          <w:tcPr>
+            <w:tcW w:type="dxa" w:w="2400"/>
+          </w:tcPr>
+          <w:p>
+            <w:pPr>
+              <w:pStyle w:val="Compact"/>
+            </w:pPr>
+          </w:p>
         </w:tc>
       </w:tr>
       <w:tr>
@@ -688,13 +798,21 @@
           <w:tcPr>
             <w:tcW w:type="dxa" w:w="2400"/>
           </w:tcPr>
-          <w:p/>
-        </w:tc>
-        <w:tc>
-          <w:tcPr>
-            <w:tcW w:type="dxa" w:w="2400"/>
-          </w:tcPr>
-          <w:p/>
+          <w:p>
+            <w:pPr>
+              <w:pStyle w:val="Compact"/>
+            </w:pPr>
+          </w:p>
+        </w:tc>
+        <w:tc>
+          <w:tcPr>
+            <w:tcW w:type="dxa" w:w="2400"/>
+          </w:tcPr>
+          <w:p>
+            <w:pPr>
+              <w:pStyle w:val="Compact"/>
+            </w:pPr>
+          </w:p>
         </w:tc>
       </w:tr>
       <w:tr>
@@ -716,13 +834,21 @@
           <w:tcPr>
             <w:tcW w:type="dxa" w:w="2400"/>
           </w:tcPr>
-          <w:p/>
-        </w:tc>
-        <w:tc>
-          <w:tcPr>
-            <w:tcW w:type="dxa" w:w="2400"/>
-          </w:tcPr>
-          <w:p/>
+          <w:p>
+            <w:pPr>
+              <w:pStyle w:val="Compact"/>
+            </w:pPr>
+          </w:p>
+        </w:tc>
+        <w:tc>
+          <w:tcPr>
+            <w:tcW w:type="dxa" w:w="2400"/>
+          </w:tcPr>
+          <w:p>
+            <w:pPr>
+              <w:pStyle w:val="Compact"/>
+            </w:pPr>
+          </w:p>
         </w:tc>
       </w:tr>
       <w:tr>
@@ -744,13 +870,21 @@
           <w:tcPr>
             <w:tcW w:type="dxa" w:w="2400"/>
           </w:tcPr>
-          <w:p/>
-        </w:tc>
-        <w:tc>
-          <w:tcPr>
-            <w:tcW w:type="dxa" w:w="2400"/>
-          </w:tcPr>
-          <w:p/>
+          <w:p>
+            <w:pPr>
+              <w:pStyle w:val="Compact"/>
+            </w:pPr>
+          </w:p>
+        </w:tc>
+        <w:tc>
+          <w:tcPr>
+            <w:tcW w:type="dxa" w:w="2400"/>
+          </w:tcPr>
+          <w:p>
+            <w:pPr>
+              <w:pStyle w:val="Compact"/>
+            </w:pPr>
+          </w:p>
         </w:tc>
       </w:tr>
       <w:tr>
@@ -772,13 +906,21 @@
           <w:tcPr>
             <w:tcW w:type="dxa" w:w="2400"/>
           </w:tcPr>
-          <w:p/>
-        </w:tc>
-        <w:tc>
-          <w:tcPr>
-            <w:tcW w:type="dxa" w:w="2400"/>
-          </w:tcPr>
-          <w:p/>
+          <w:p>
+            <w:pPr>
+              <w:pStyle w:val="Compact"/>
+            </w:pPr>
+          </w:p>
+        </w:tc>
+        <w:tc>
+          <w:tcPr>
+            <w:tcW w:type="dxa" w:w="2400"/>
+          </w:tcPr>
+          <w:p>
+            <w:pPr>
+              <w:pStyle w:val="Compact"/>
+            </w:pPr>
+          </w:p>
         </w:tc>
       </w:tr>
       <w:tr>
@@ -800,13 +942,21 @@
           <w:tcPr>
             <w:tcW w:type="dxa" w:w="2400"/>
           </w:tcPr>
-          <w:p/>
-        </w:tc>
-        <w:tc>
-          <w:tcPr>
-            <w:tcW w:type="dxa" w:w="2400"/>
-          </w:tcPr>
-          <w:p/>
+          <w:p>
+            <w:pPr>
+              <w:pStyle w:val="Compact"/>
+            </w:pPr>
+          </w:p>
+        </w:tc>
+        <w:tc>
+          <w:tcPr>
+            <w:tcW w:type="dxa" w:w="2400"/>
+          </w:tcPr>
+          <w:p>
+            <w:pPr>
+              <w:pStyle w:val="Compact"/>
+            </w:pPr>
+          </w:p>
         </w:tc>
       </w:tr>
     </w:tbl>
@@ -822,6 +972,7 @@
       </w:r>
       <w:r>
         <w:rPr>
+          <w:bCs/>
           <w:b/>
         </w:rPr>
         <w:t xml:space="preserve">istisna</w:t>
@@ -833,20 +984,21 @@
         <w:t xml:space="preserve">uygulanıyorsa (dar usule ilişkin görev, insan kararını iyileştirme, karar öncesi hazırlık; profilleme yoksa) gerekçesi: ___</w:t>
       </w:r>
     </w:p>
+    <w:bookmarkEnd w:id="22"/>
+    <w:bookmarkStart w:id="23" w:name="adım-3-şeffaflık-yükümlülüğü-art.-50"/>
     <w:p>
       <w:pPr>
         <w:pStyle w:val="Heading1"/>
       </w:pPr>
-      <w:bookmarkStart w:id="23" w:name="adım-3-şeffaflık-yükümlülüğü-art.-50"/>
       <w:r>
         <w:t xml:space="preserve">4. Adım 3 — Şeffaflık yükümlülüğü (Art. 50)</w:t>
       </w:r>
-      <w:bookmarkEnd w:id="23"/>
     </w:p>
     <w:tbl>
       <w:tblPr>
         <w:tblStyle w:val="Table"/>
-        <w:tblLook w:firstRow="1"/>
+        <w:tblLook w:firstRow="1" w:lastRow="0" w:firstColumn="0" w:lastColumn="0" w:noHBand="0" w:noVBand="0" w:val="0020"/>
+        <w:jc w:val="start"/>
         <w:tblW w:w="9600" w:type="dxa"/>
         <w:tblLayout w:type="fixed"/>
         <w:tblBorders>
@@ -865,15 +1017,11 @@
       </w:tblGrid>
       <w:tr>
         <w:trPr>
-          <w:cnfStyle w:firstRow="1"/>
+          <w:tblHeader w:val="true"/>
         </w:trPr>
         <w:tc>
           <w:tcPr>
             <w:tcW w:type="dxa" w:w="4535"/>
-            <w:tcBorders>
-              <w:bottom w:val="single"/>
-            </w:tcBorders>
-            <w:vAlign w:val="bottom"/>
           </w:tcPr>
           <w:p>
             <w:pPr>
@@ -888,10 +1036,6 @@
         <w:tc>
           <w:tcPr>
             <w:tcW w:type="dxa" w:w="2267"/>
-            <w:tcBorders>
-              <w:bottom w:val="single"/>
-            </w:tcBorders>
-            <w:vAlign w:val="bottom"/>
           </w:tcPr>
           <w:p>
             <w:pPr>
@@ -906,10 +1050,6 @@
         <w:tc>
           <w:tcPr>
             <w:tcW w:type="dxa" w:w="2796"/>
-            <w:tcBorders>
-              <w:bottom w:val="single"/>
-            </w:tcBorders>
-            <w:vAlign w:val="bottom"/>
           </w:tcPr>
           <w:p>
             <w:pPr>
@@ -941,7 +1081,11 @@
           <w:tcPr>
             <w:tcW w:type="dxa" w:w="2267"/>
           </w:tcPr>
-          <w:p/>
+          <w:p>
+            <w:pPr>
+              <w:pStyle w:val="Compact"/>
+            </w:pPr>
+          </w:p>
         </w:tc>
         <w:tc>
           <w:tcPr>
@@ -992,13 +1136,21 @@
           <w:tcPr>
             <w:tcW w:type="dxa" w:w="2267"/>
           </w:tcPr>
-          <w:p/>
+          <w:p>
+            <w:pPr>
+              <w:pStyle w:val="Compact"/>
+            </w:pPr>
+          </w:p>
         </w:tc>
         <w:tc>
           <w:tcPr>
             <w:tcW w:type="dxa" w:w="2796"/>
           </w:tcPr>
-          <w:p/>
+          <w:p>
+            <w:pPr>
+              <w:pStyle w:val="Compact"/>
+            </w:pPr>
+          </w:p>
         </w:tc>
       </w:tr>
       <w:tr>
@@ -1020,13 +1172,21 @@
           <w:tcPr>
             <w:tcW w:type="dxa" w:w="2267"/>
           </w:tcPr>
-          <w:p/>
+          <w:p>
+            <w:pPr>
+              <w:pStyle w:val="Compact"/>
+            </w:pPr>
+          </w:p>
         </w:tc>
         <w:tc>
           <w:tcPr>
             <w:tcW w:type="dxa" w:w="2796"/>
           </w:tcPr>
-          <w:p/>
+          <w:p>
+            <w:pPr>
+              <w:pStyle w:val="Compact"/>
+            </w:pPr>
+          </w:p>
         </w:tc>
       </w:tr>
       <w:tr>
@@ -1048,30 +1208,39 @@
           <w:tcPr>
             <w:tcW w:type="dxa" w:w="2267"/>
           </w:tcPr>
-          <w:p/>
+          <w:p>
+            <w:pPr>
+              <w:pStyle w:val="Compact"/>
+            </w:pPr>
+          </w:p>
         </w:tc>
         <w:tc>
           <w:tcPr>
             <w:tcW w:type="dxa" w:w="2796"/>
           </w:tcPr>
-          <w:p/>
+          <w:p>
+            <w:pPr>
+              <w:pStyle w:val="Compact"/>
+            </w:pPr>
+          </w:p>
         </w:tc>
       </w:tr>
     </w:tbl>
+    <w:bookmarkEnd w:id="23"/>
+    <w:bookmarkStart w:id="24" w:name="sektör-ve-iç-sınıflandırma"/>
     <w:p>
       <w:pPr>
         <w:pStyle w:val="Heading1"/>
       </w:pPr>
-      <w:bookmarkStart w:id="24" w:name="sektör-ve-iç-sınıflandırma"/>
       <w:r>
         <w:t xml:space="preserve">5. Sektör ve iç sınıflandırma</w:t>
       </w:r>
-      <w:bookmarkEnd w:id="24"/>
     </w:p>
     <w:tbl>
       <w:tblPr>
         <w:tblStyle w:val="Table"/>
-        <w:tblLook w:firstRow="0"/>
+        <w:tblLook w:firstRow="0" w:lastRow="0" w:firstColumn="0" w:lastColumn="0" w:noHBand="0" w:noVBand="0" w:val="0000"/>
+        <w:jc w:val="start"/>
         <w:tblW w:w="9600" w:type="dxa"/>
         <w:tblLayout w:type="fixed"/>
         <w:tblBorders>
@@ -1083,9 +1252,15 @@
           <w:insideV w:val="single" w:sz="4" w:color="8A9BB0"/>
         </w:tblBorders>
       </w:tblPr>
-      <w:tblGrid/>
-      <w:tr>
-        <w:tc>
+      <w:tblGrid>
+        <w:gridCol w:w="6939"/>
+        <w:gridCol w:w="2660"/>
+      </w:tblGrid>
+      <w:tr>
+        <w:tc>
+          <w:tcPr>
+            <w:tcW w:type="dxa" w:w="6939"/>
+          </w:tcPr>
           <w:p>
             <w:pPr>
               <w:pStyle w:val="Compact"/>
@@ -1097,11 +1272,21 @@
           </w:p>
         </w:tc>
         <w:tc>
-          <w:p/>
-        </w:tc>
-      </w:tr>
-      <w:tr>
-        <w:tc>
+          <w:tcPr>
+            <w:tcW w:type="dxa" w:w="2660"/>
+          </w:tcPr>
+          <w:p>
+            <w:pPr>
+              <w:pStyle w:val="Compact"/>
+            </w:pPr>
+          </w:p>
+        </w:tc>
+      </w:tr>
+      <w:tr>
+        <w:tc>
+          <w:tcPr>
+            <w:tcW w:type="dxa" w:w="6939"/>
+          </w:tcPr>
           <w:p>
             <w:pPr>
               <w:pStyle w:val="Compact"/>
@@ -1113,6 +1298,9 @@
           </w:p>
         </w:tc>
         <w:tc>
+          <w:tcPr>
+            <w:tcW w:type="dxa" w:w="2660"/>
+          </w:tcPr>
           <w:p>
             <w:pPr>
               <w:pStyle w:val="Compact"/>
@@ -1125,20 +1313,21 @@
         </w:tc>
       </w:tr>
     </w:tbl>
+    <w:bookmarkEnd w:id="24"/>
+    <w:bookmarkStart w:id="25" w:name="sonuç-ve-imza"/>
     <w:p>
       <w:pPr>
         <w:pStyle w:val="Heading1"/>
       </w:pPr>
-      <w:bookmarkStart w:id="25" w:name="sonuç-ve-imza"/>
       <w:r>
         <w:t xml:space="preserve">6. Sonuç ve imza</w:t>
       </w:r>
-      <w:bookmarkEnd w:id="25"/>
     </w:p>
     <w:tbl>
       <w:tblPr>
         <w:tblStyle w:val="Table"/>
-        <w:tblLook w:firstRow="0"/>
+        <w:tblLook w:firstRow="0" w:lastRow="0" w:firstColumn="0" w:lastColumn="0" w:noHBand="0" w:noVBand="0" w:val="0000"/>
+        <w:jc w:val="start"/>
         <w:tblW w:w="9600" w:type="dxa"/>
         <w:tblLayout w:type="fixed"/>
         <w:tblBorders>
@@ -1166,6 +1355,7 @@
             </w:pPr>
             <w:r>
               <w:rPr>
+                <w:bCs/>
                 <w:b/>
               </w:rPr>
               <w:t xml:space="preserve">Kategori</w:t>
@@ -1206,7 +1396,11 @@
           <w:tcPr>
             <w:tcW w:type="dxa" w:w="6471"/>
           </w:tcPr>
-          <w:p/>
+          <w:p>
+            <w:pPr>
+              <w:pStyle w:val="Compact"/>
+            </w:pPr>
+          </w:p>
         </w:tc>
       </w:tr>
       <w:tr>
@@ -1258,7 +1452,11 @@
           <w:tcPr>
             <w:tcW w:type="dxa" w:w="6471"/>
           </w:tcPr>
-          <w:p/>
+          <w:p>
+            <w:pPr>
+              <w:pStyle w:val="Compact"/>
+            </w:pPr>
+          </w:p>
         </w:tc>
       </w:tr>
       <w:tr>
@@ -1292,6 +1490,7 @@
         </w:tc>
       </w:tr>
     </w:tbl>
+    <w:bookmarkEnd w:id="25"/>
     <w:sectPr/>
   </w:body>
 </w:document>
@@ -1323,17 +1522,14 @@
 <file path=word/numbering.xml><?xml version="1.0" encoding="utf-8"?>
 <w:numbering xmlns:w="http://schemas.openxmlformats.org/wordprocessingml/2006/main">
   <w:abstractNum w:abstractNumId="990">
-    <w:nsid w:val="2c1ae401"/>
+    <w:nsid w:val="A990"/>
     <w:multiLevelType w:val="multilevel"/>
     <w:lvl w:ilvl="0">
       <w:numFmt w:val="bullet"/>
       <w:lvlText w:val=" "/>
       <w:lvlJc w:val="left"/>
       <w:pPr>
-        <w:tabs>
-          <w:tab w:val="num" w:pos="0"/>
-        </w:tabs>
-        <w:ind w:left="480" w:hanging="480"/>
+        <w:ind w:left="720" w:hanging="480"/>
       </w:pPr>
     </w:lvl>
     <w:lvl w:ilvl="1">
@@ -1341,10 +1537,7 @@
       <w:lvlText w:val=" "/>
       <w:lvlJc w:val="left"/>
       <w:pPr>
-        <w:tabs>
-          <w:tab w:val="num" w:pos="720"/>
-        </w:tabs>
-        <w:ind w:left="1200" w:hanging="480"/>
+        <w:ind w:left="1440" w:hanging="480"/>
       </w:pPr>
     </w:lvl>
     <w:lvl w:ilvl="2">
@@ -1352,10 +1545,7 @@
       <w:lvlText w:val=" "/>
       <w:lvlJc w:val="left"/>
       <w:pPr>
-        <w:tabs>
-          <w:tab w:val="num" w:pos="1440"/>
-        </w:tabs>
-        <w:ind w:left="1920" w:hanging="480"/>
+        <w:ind w:left="2160" w:hanging="480"/>
       </w:pPr>
     </w:lvl>
     <w:lvl w:ilvl="3">
@@ -1363,10 +1553,7 @@
       <w:lvlText w:val=" "/>
       <w:lvlJc w:val="left"/>
       <w:pPr>
-        <w:tabs>
-          <w:tab w:val="num" w:pos="2160"/>
-        </w:tabs>
-        <w:ind w:left="2640" w:hanging="480"/>
+        <w:ind w:left="2880" w:hanging="480"/>
       </w:pPr>
     </w:lvl>
     <w:lvl w:ilvl="4">
@@ -1374,10 +1561,7 @@
       <w:lvlText w:val=" "/>
       <w:lvlJc w:val="left"/>
       <w:pPr>
-        <w:tabs>
-          <w:tab w:val="num" w:pos="2880"/>
-        </w:tabs>
-        <w:ind w:left="3360" w:hanging="480"/>
+        <w:ind w:left="3600" w:hanging="480"/>
       </w:pPr>
     </w:lvl>
     <w:lvl w:ilvl="5">
@@ -1385,10 +1569,7 @@
       <w:lvlText w:val=" "/>
       <w:lvlJc w:val="left"/>
       <w:pPr>
-        <w:tabs>
-          <w:tab w:val="num" w:pos="3600"/>
-        </w:tabs>
-        <w:ind w:left="4080" w:hanging="480"/>
+        <w:ind w:left="4320" w:hanging="480"/>
       </w:pPr>
     </w:lvl>
     <w:lvl w:ilvl="6">
@@ -1396,10 +1577,7 @@
       <w:lvlText w:val=" "/>
       <w:lvlJc w:val="left"/>
       <w:pPr>
-        <w:tabs>
-          <w:tab w:val="num" w:pos="4320"/>
-        </w:tabs>
-        <w:ind w:left="4800" w:hanging="480"/>
+        <w:ind w:left="5040" w:hanging="480"/>
       </w:pPr>
     </w:lvl>
     <w:lvl w:ilvl="7">
@@ -1407,10 +1585,7 @@
       <w:lvlText w:val=" "/>
       <w:lvlJc w:val="left"/>
       <w:pPr>
-        <w:tabs>
-          <w:tab w:val="num" w:pos="5040"/>
-        </w:tabs>
-        <w:ind w:left="5520" w:hanging="480"/>
+        <w:ind w:left="5760" w:hanging="480"/>
       </w:pPr>
     </w:lvl>
     <w:lvl w:ilvl="8">
@@ -1418,10 +1593,7 @@
       <w:lvlText w:val=" "/>
       <w:lvlJc w:val="left"/>
       <w:pPr>
-        <w:tabs>
-          <w:tab w:val="num" w:pos="5760"/>
-        </w:tabs>
-        <w:ind w:left="6240" w:hanging="480"/>
+        <w:ind w:left="6480" w:hanging="480"/>
       </w:pPr>
     </w:lvl>
   </w:abstractNum>
@@ -1436,10 +1608,10 @@
   <w:docDefaults>
     <w:rPrDefault>
       <w:rPr>
-        <w:rFonts w:asciiTheme="minorHAnsi" w:eastAsiaTheme="minorHAnsi" w:hAnsiTheme="minorHAnsi" w:cstheme="minorBidi"/>
+        <w:rFonts w:asciiTheme="minorHAnsi" w:cstheme="minorBidi" w:eastAsiaTheme="minorHAnsi" w:hAnsiTheme="minorHAnsi"/>
         <w:sz w:val="24"/>
         <w:szCs w:val="24"/>
-        <w:lang w:val="en-US" w:eastAsia="en-US" w:bidi="ar-SA"/>
+        <w:lang w:bidi="ar-SA" w:eastAsia="en-US" w:val="en-US"/>
       </w:rPr>
     </w:rPrDefault>
     <w:pPrDefault>
@@ -1448,8 +1620,8 @@
       </w:pPr>
     </w:pPrDefault>
   </w:docDefaults>
-  <w:latentStyles w:defLockedState="0" w:defUIPriority="0" w:defSemiHidden="0" w:defUnhideWhenUsed="0" w:defQFormat="0" w:count="276"/>
-  <w:style w:type="paragraph" w:default="1" w:styleId="Normal">
+  <w:latentStyles w:count="276" w:defLockedState="0" w:defQFormat="0" w:defSemiHidden="0" w:defUIPriority="0" w:defUnhideWhenUsed="0"/>
+  <w:style w:default="1" w:styleId="Normal" w:type="paragraph">
     <w:name w:val="Normal"/>
     <w:qFormat/>
     <w:rPr>
@@ -1457,12 +1629,12 @@
       <w:sz w:val="21"/>
     </w:rPr>
   </w:style>
-  <w:style w:type="paragraph" w:styleId="BodyText">
+  <w:style w:styleId="BodyText" w:type="paragraph">
     <w:name w:val="Body Text"/>
     <w:basedOn w:val="Normal"/>
     <w:link w:val="BodyTextChar"/>
     <w:pPr>
-      <w:spacing w:before="180" w:after="180"/>
+      <w:spacing w:after="180" w:before="180"/>
     </w:pPr>
     <w:qFormat/>
     <w:rPr>
@@ -1470,7 +1642,7 @@
       <w:sz w:val="21"/>
     </w:rPr>
   </w:style>
-  <w:style w:type="paragraph" w:customStyle="1" w:styleId="FirstParagraph">
+  <w:style w:customStyle="1" w:styleId="FirstParagraph" w:type="paragraph">
     <w:name w:val="First Paragraph"/>
     <w:basedOn w:val="BodyText"/>
     <w:next w:val="BodyText"/>
@@ -1480,19 +1652,19 @@
       <w:sz w:val="21"/>
     </w:rPr>
   </w:style>
-  <w:style w:type="paragraph" w:customStyle="1" w:styleId="Compact">
+  <w:style w:customStyle="1" w:styleId="Compact" w:type="paragraph">
     <w:name w:val="Compact"/>
     <w:basedOn w:val="BodyText"/>
     <w:qFormat/>
     <w:pPr>
-      <w:spacing w:before="36" w:after="36"/>
+      <w:spacing w:after="36" w:before="36"/>
     </w:pPr>
     <w:rPr>
       <w:rFonts w:ascii="Calibri" w:hAnsi="Calibri"/>
       <w:sz w:val="21"/>
     </w:rPr>
   </w:style>
-  <w:style w:type="paragraph" w:styleId="Title">
+  <w:style w:styleId="Title" w:type="paragraph">
     <w:name w:val="Title"/>
     <w:basedOn w:val="Normal"/>
     <w:next w:val="BodyText"/>
@@ -1500,11 +1672,11 @@
     <w:pPr>
       <w:keepNext/>
       <w:keepLines/>
-      <w:spacing w:before="480" w:after="240"/>
+      <w:spacing w:after="240" w:before="480"/>
       <w:jc w:val="center"/>
     </w:pPr>
     <w:rPr>
-      <w:rFonts w:asciiTheme="majorHAnsi" w:eastAsiaTheme="majorEastAsia" w:hAnsiTheme="majorHAnsi" w:cstheme="majorBidi" w:ascii="Calibri" w:hAnsi="Calibri"/>
+      <w:rFonts w:ascii="Calibri" w:asciiTheme="majorHAnsi" w:cstheme="majorBidi" w:eastAsiaTheme="majorEastAsia" w:hAnsi="Calibri" w:hAnsiTheme="majorHAnsi"/>
       <w:b/>
       <w:bCs/>
       <w:color w:val="1F3A5F"/>
@@ -1512,7 +1684,7 @@
       <w:szCs w:val="36"/>
     </w:rPr>
   </w:style>
-  <w:style w:type="paragraph" w:styleId="Subtitle">
+  <w:style w:styleId="Subtitle" w:type="paragraph">
     <w:name w:val="Subtitle"/>
     <w:basedOn w:val="Title"/>
     <w:next w:val="BodyText"/>
@@ -1520,7 +1692,7 @@
     <w:pPr>
       <w:keepNext/>
       <w:keepLines/>
-      <w:spacing w:before="240" w:after="240"/>
+      <w:spacing w:after="240" w:before="240"/>
       <w:jc w:val="center"/>
     </w:pPr>
     <w:rPr>
@@ -1528,7 +1700,7 @@
       <w:szCs w:val="30"/>
     </w:rPr>
   </w:style>
-  <w:style w:type="paragraph" w:customStyle="1" w:styleId="Author">
+  <w:style w:customStyle="1" w:styleId="Author" w:type="paragraph">
     <w:name w:val="Author"/>
     <w:next w:val="BodyText"/>
     <w:qFormat/>
@@ -1538,7 +1710,7 @@
       <w:jc w:val="center"/>
     </w:pPr>
   </w:style>
-  <w:style w:type="paragraph" w:styleId="Date">
+  <w:style w:styleId="Date" w:type="paragraph">
     <w:name w:val="Date"/>
     <w:next w:val="BodyText"/>
     <w:qFormat/>
@@ -1548,7 +1720,7 @@
       <w:jc w:val="center"/>
     </w:pPr>
   </w:style>
-  <w:style w:type="paragraph" w:customStyle="1" w:styleId="Abstract">
+  <w:style w:customStyle="1" w:styleId="Abstract" w:type="paragraph">
     <w:name w:val="Abstract"/>
     <w:basedOn w:val="Normal"/>
     <w:next w:val="BodyText"/>
@@ -1556,14 +1728,14 @@
     <w:pPr>
       <w:keepNext/>
       <w:keepLines/>
-      <w:spacing w:before="300" w:after="300"/>
+      <w:spacing w:after="300" w:before="300"/>
     </w:pPr>
     <w:rPr>
       <w:sz w:val="20"/>
       <w:szCs w:val="20"/>
     </w:rPr>
   </w:style>
-  <w:style w:type="paragraph" w:styleId="Bibliography">
+  <w:style w:styleId="Bibliography" w:type="paragraph">
     <w:name w:val="Bibliography"/>
     <w:basedOn w:val="Normal"/>
     <w:next w:val="Bibliography"/>
@@ -1571,7 +1743,7 @@
     <w:pPr/>
     <w:rPr/>
   </w:style>
-  <w:style w:type="paragraph" w:styleId="Heading1">
+  <w:style w:styleId="Heading1" w:type="paragraph">
     <w:name w:val="Heading 1"/>
     <w:basedOn w:val="Normal"/>
     <w:next w:val="BodyText"/>
@@ -1580,11 +1752,11 @@
     <w:pPr>
       <w:keepNext/>
       <w:keepLines/>
-      <w:spacing w:before="480" w:after="0"/>
+      <w:spacing w:after="0" w:before="480"/>
       <w:outlineLvl w:val="0"/>
     </w:pPr>
     <w:rPr>
-      <w:rFonts w:asciiTheme="majorHAnsi" w:eastAsiaTheme="majorEastAsia" w:hAnsiTheme="majorHAnsi" w:cstheme="majorBidi" w:ascii="Calibri" w:hAnsi="Calibri"/>
+      <w:rFonts w:ascii="Calibri" w:asciiTheme="majorHAnsi" w:cstheme="majorBidi" w:eastAsiaTheme="majorEastAsia" w:hAnsi="Calibri" w:hAnsiTheme="majorHAnsi"/>
       <w:b/>
       <w:bCs/>
       <w:color w:val="1F3A5F"/>
@@ -1592,7 +1764,7 @@
       <w:szCs w:val="32"/>
     </w:rPr>
   </w:style>
-  <w:style w:type="paragraph" w:styleId="Heading2">
+  <w:style w:styleId="Heading2" w:type="paragraph">
     <w:name w:val="Heading 2"/>
     <w:basedOn w:val="Normal"/>
     <w:next w:val="BodyText"/>
@@ -1602,11 +1774,11 @@
     <w:pPr>
       <w:keepNext/>
       <w:keepLines/>
-      <w:spacing w:before="200" w:after="0"/>
+      <w:spacing w:after="0" w:before="200"/>
       <w:outlineLvl w:val="1"/>
     </w:pPr>
     <w:rPr>
-      <w:rFonts w:asciiTheme="majorHAnsi" w:eastAsiaTheme="majorEastAsia" w:hAnsiTheme="majorHAnsi" w:cstheme="majorBidi" w:ascii="Calibri" w:hAnsi="Calibri"/>
+      <w:rFonts w:ascii="Calibri" w:asciiTheme="majorHAnsi" w:cstheme="majorBidi" w:eastAsiaTheme="majorEastAsia" w:hAnsi="Calibri" w:hAnsiTheme="majorHAnsi"/>
       <w:b/>
       <w:bCs/>
       <w:color w:val="1F3A5F"/>
@@ -1614,7 +1786,7 @@
       <w:szCs w:val="28"/>
     </w:rPr>
   </w:style>
-  <w:style w:type="paragraph" w:styleId="Heading3">
+  <w:style w:styleId="Heading3" w:type="paragraph">
     <w:name w:val="Heading 3"/>
     <w:basedOn w:val="Normal"/>
     <w:next w:val="BodyText"/>
@@ -1624,11 +1796,11 @@
     <w:pPr>
       <w:keepNext/>
       <w:keepLines/>
-      <w:spacing w:before="200" w:after="0"/>
+      <w:spacing w:after="0" w:before="200"/>
       <w:outlineLvl w:val="2"/>
     </w:pPr>
     <w:rPr>
-      <w:rFonts w:asciiTheme="majorHAnsi" w:eastAsiaTheme="majorEastAsia" w:hAnsiTheme="majorHAnsi" w:cstheme="majorBidi" w:ascii="Calibri" w:hAnsi="Calibri"/>
+      <w:rFonts w:ascii="Calibri" w:asciiTheme="majorHAnsi" w:cstheme="majorBidi" w:eastAsiaTheme="majorEastAsia" w:hAnsi="Calibri" w:hAnsiTheme="majorHAnsi"/>
       <w:b/>
       <w:bCs/>
       <w:color w:val="1F3A5F"/>
@@ -1636,7 +1808,7 @@
       <w:szCs w:val="24"/>
     </w:rPr>
   </w:style>
-  <w:style w:type="paragraph" w:styleId="Heading4">
+  <w:style w:styleId="Heading4" w:type="paragraph">
     <w:name w:val="Heading 4"/>
     <w:basedOn w:val="Normal"/>
     <w:next w:val="BodyText"/>
@@ -1646,11 +1818,11 @@
     <w:pPr>
       <w:keepNext/>
       <w:keepLines/>
-      <w:spacing w:before="200" w:after="0"/>
+      <w:spacing w:after="0" w:before="200"/>
       <w:outlineLvl w:val="3"/>
     </w:pPr>
     <w:rPr>
-      <w:rFonts w:asciiTheme="majorHAnsi" w:eastAsiaTheme="majorEastAsia" w:hAnsiTheme="majorHAnsi" w:cstheme="majorBidi" w:ascii="Calibri" w:hAnsi="Calibri"/>
+      <w:rFonts w:ascii="Calibri" w:asciiTheme="majorHAnsi" w:cstheme="majorBidi" w:eastAsiaTheme="majorEastAsia" w:hAnsi="Calibri" w:hAnsiTheme="majorHAnsi"/>
       <w:i/>
       <w:bCs/>
       <w:color w:val="1F3A5F"/>
@@ -1658,7 +1830,7 @@
       <w:szCs w:val="24"/>
     </w:rPr>
   </w:style>
-  <w:style w:type="paragraph" w:styleId="Heading5">
+  <w:style w:styleId="Heading5" w:type="paragraph">
     <w:name w:val="Heading 5"/>
     <w:basedOn w:val="Normal"/>
     <w:next w:val="BodyText"/>
@@ -1668,18 +1840,18 @@
     <w:pPr>
       <w:keepNext/>
       <w:keepLines/>
-      <w:spacing w:before="200" w:after="0"/>
+      <w:spacing w:after="0" w:before="200"/>
       <w:outlineLvl w:val="4"/>
     </w:pPr>
     <w:rPr>
-      <w:rFonts w:asciiTheme="majorHAnsi" w:eastAsiaTheme="majorEastAsia" w:hAnsiTheme="majorHAnsi" w:cstheme="majorBidi" w:ascii="Calibri" w:hAnsi="Calibri"/>
+      <w:rFonts w:ascii="Calibri" w:asciiTheme="majorHAnsi" w:cstheme="majorBidi" w:eastAsiaTheme="majorEastAsia" w:hAnsi="Calibri" w:hAnsiTheme="majorHAnsi"/>
       <w:iCs/>
       <w:color w:val="1F3A5F"/>
       <w:sz w:val="24"/>
       <w:szCs w:val="24"/>
     </w:rPr>
   </w:style>
-  <w:style w:type="paragraph" w:styleId="Heading6">
+  <w:style w:styleId="Heading6" w:type="paragraph">
     <w:name w:val="Heading 6"/>
     <w:basedOn w:val="Normal"/>
     <w:next w:val="BodyText"/>
@@ -1689,17 +1861,17 @@
     <w:pPr>
       <w:keepNext/>
       <w:keepLines/>
-      <w:spacing w:before="200" w:after="0"/>
+      <w:spacing w:after="0" w:before="200"/>
       <w:outlineLvl w:val="5"/>
     </w:pPr>
     <w:rPr>
-      <w:rFonts w:asciiTheme="majorHAnsi" w:eastAsiaTheme="majorEastAsia" w:hAnsiTheme="majorHAnsi" w:cstheme="majorBidi" w:ascii="Calibri" w:hAnsi="Calibri"/>
+      <w:rFonts w:ascii="Calibri" w:asciiTheme="majorHAnsi" w:cstheme="majorBidi" w:eastAsiaTheme="majorEastAsia" w:hAnsi="Calibri" w:hAnsiTheme="majorHAnsi"/>
       <w:color w:val="1F3A5F"/>
       <w:sz w:val="24"/>
       <w:szCs w:val="24"/>
     </w:rPr>
   </w:style>
-  <w:style w:type="paragraph" w:styleId="Heading7">
+  <w:style w:styleId="Heading7" w:type="paragraph">
     <w:name w:val="Heading 7"/>
     <w:basedOn w:val="Normal"/>
     <w:next w:val="BodyText"/>
@@ -1709,17 +1881,17 @@
     <w:pPr>
       <w:keepNext/>
       <w:keepLines/>
-      <w:spacing w:before="200" w:after="0"/>
+      <w:spacing w:after="0" w:before="200"/>
       <w:outlineLvl w:val="6"/>
     </w:pPr>
     <w:rPr>
-      <w:rFonts w:asciiTheme="majorHAnsi" w:eastAsiaTheme="majorEastAsia" w:hAnsiTheme="majorHAnsi" w:cstheme="majorBidi" w:ascii="Calibri" w:hAnsi="Calibri"/>
+      <w:rFonts w:ascii="Calibri" w:asciiTheme="majorHAnsi" w:cstheme="majorBidi" w:eastAsiaTheme="majorEastAsia" w:hAnsi="Calibri" w:hAnsiTheme="majorHAnsi"/>
       <w:color w:val="1F3A5F"/>
       <w:sz w:val="24"/>
       <w:szCs w:val="24"/>
     </w:rPr>
   </w:style>
-  <w:style w:type="paragraph" w:styleId="Heading8">
+  <w:style w:styleId="Heading8" w:type="paragraph">
     <w:name w:val="Heading 8"/>
     <w:basedOn w:val="Normal"/>
     <w:next w:val="BodyText"/>
@@ -1729,17 +1901,17 @@
     <w:pPr>
       <w:keepNext/>
       <w:keepLines/>
-      <w:spacing w:before="200" w:after="0"/>
+      <w:spacing w:after="0" w:before="200"/>
       <w:outlineLvl w:val="7"/>
     </w:pPr>
     <w:rPr>
-      <w:rFonts w:asciiTheme="majorHAnsi" w:eastAsiaTheme="majorEastAsia" w:hAnsiTheme="majorHAnsi" w:cstheme="majorBidi" w:ascii="Calibri" w:hAnsi="Calibri"/>
+      <w:rFonts w:ascii="Calibri" w:asciiTheme="majorHAnsi" w:cstheme="majorBidi" w:eastAsiaTheme="majorEastAsia" w:hAnsi="Calibri" w:hAnsiTheme="majorHAnsi"/>
       <w:color w:val="1F3A5F"/>
       <w:sz w:val="24"/>
       <w:szCs w:val="24"/>
     </w:rPr>
   </w:style>
-  <w:style w:type="paragraph" w:styleId="Heading9">
+  <w:style w:styleId="Heading9" w:type="paragraph">
     <w:name w:val="Heading 9"/>
     <w:basedOn w:val="Normal"/>
     <w:next w:val="BodyText"/>
@@ -1749,17 +1921,17 @@
     <w:pPr>
       <w:keepNext/>
       <w:keepLines/>
-      <w:spacing w:before="200" w:after="0"/>
+      <w:spacing w:after="0" w:before="200"/>
       <w:outlineLvl w:val="8"/>
     </w:pPr>
     <w:rPr>
-      <w:rFonts w:asciiTheme="majorHAnsi" w:eastAsiaTheme="majorEastAsia" w:hAnsiTheme="majorHAnsi" w:cstheme="majorBidi" w:ascii="Calibri" w:hAnsi="Calibri"/>
+      <w:rFonts w:ascii="Calibri" w:asciiTheme="majorHAnsi" w:cstheme="majorBidi" w:eastAsiaTheme="majorEastAsia" w:hAnsi="Calibri" w:hAnsiTheme="majorHAnsi"/>
       <w:color w:val="1F3A5F"/>
       <w:sz w:val="24"/>
       <w:szCs w:val="24"/>
     </w:rPr>
   </w:style>
-  <w:style w:type="paragraph" w:styleId="BlockText">
+  <w:style w:styleId="BlockText" w:type="paragraph">
     <w:name w:val="Block Text"/>
     <w:basedOn w:val="BodyText"/>
     <w:next w:val="BodyText"/>
@@ -1767,7 +1939,7 @@
     <w:unhideWhenUsed/>
     <w:qFormat/>
     <w:pPr>
-      <w:spacing w:before="100" w:after="100"/>
+      <w:spacing w:after="100" w:before="100"/>
       <w:ind w:firstLine="0" w:left="480" w:right="480"/>
     </w:pPr>
     <w:rPr>
@@ -1775,7 +1947,7 @@
       <w:sz w:val="21"/>
     </w:rPr>
   </w:style>
-  <w:style w:type="paragraph" w:styleId="FootnoteText">
+  <w:style w:styleId="FootnoteText" w:type="paragraph">
     <w:name w:val="Footnote Text"/>
     <w:basedOn w:val="Normal"/>
     <w:next w:val="FootnoteText"/>
@@ -1783,12 +1955,12 @@
     <w:unhideWhenUsed/>
     <w:qFormat/>
   </w:style>
-  <w:style w:type="character" w:default="1" w:styleId="DefaultParagraphFont">
+  <w:style w:default="1" w:styleId="DefaultParagraphFont" w:type="character">
     <w:name w:val="Default Paragraph Font"/>
     <w:semiHidden/>
     <w:unhideWhenUsed/>
   </w:style>
-  <w:style w:type="table" w:default="1" w:styleId="Table">
+  <w:style w:default="1" w:styleId="Table" w:type="table">
     <w:name w:val="Table"/>
     <w:basedOn w:val="TableNormal"/>
     <w:semiHidden/>
@@ -1799,16 +1971,16 @@
       <w:sz w:val="21"/>
     </w:rPr>
     <w:tblPr>
-      <w:tblInd w:w="0" w:type="dxa"/>
+      <w:tblInd w:type="dxa" w:w="0"/>
       <w:tblCellMar>
-        <w:top w:w="0" w:type="dxa"/>
-        <w:left w:w="108" w:type="dxa"/>
-        <w:bottom w:w="0" w:type="dxa"/>
-        <w:right w:w="108" w:type="dxa"/>
+        <w:top w:type="dxa" w:w="0"/>
+        <w:left w:type="dxa" w:w="108"/>
+        <w:bottom w:type="dxa" w:w="0"/>
+        <w:right w:type="dxa" w:w="108"/>
       </w:tblCellMar>
     </w:tblPr>
   </w:style>
-  <w:style w:type="paragraph" w:customStyle="1" w:styleId="DefinitionTerm">
+  <w:style w:customStyle="1" w:styleId="DefinitionTerm" w:type="paragraph">
     <w:name w:val="Definition Term"/>
     <w:basedOn w:val="Normal"/>
     <w:next w:val="Definition"/>
@@ -1821,49 +1993,49 @@
       <w:b/>
     </w:rPr>
   </w:style>
-  <w:style w:type="paragraph" w:customStyle="1" w:styleId="Definition">
+  <w:style w:customStyle="1" w:styleId="Definition" w:type="paragraph">
     <w:name w:val="Definition"/>
     <w:basedOn w:val="Normal"/>
   </w:style>
-  <w:style w:type="paragraph" w:styleId="Caption">
+  <w:style w:styleId="Caption" w:type="paragraph">
     <w:name w:val="Caption"/>
     <w:basedOn w:val="Normal"/>
     <w:link w:val="BodyTextChar"/>
     <w:pPr>
-      <w:spacing w:before="0" w:after="120"/>
+      <w:spacing w:after="120" w:before="0"/>
     </w:pPr>
     <w:rPr>
       <w:i/>
     </w:rPr>
   </w:style>
-  <w:style w:type="paragraph" w:customStyle="1" w:styleId="TableCaption">
+  <w:style w:customStyle="1" w:styleId="TableCaption" w:type="paragraph">
     <w:name w:val="Table Caption"/>
     <w:basedOn w:val="Caption"/>
     <w:pPr>
       <w:keepNext/>
     </w:pPr>
   </w:style>
-  <w:style w:type="paragraph" w:customStyle="1" w:styleId="ImageCaption">
+  <w:style w:customStyle="1" w:styleId="ImageCaption" w:type="paragraph">
     <w:name w:val="Image Caption"/>
     <w:basedOn w:val="Caption"/>
   </w:style>
-  <w:style w:type="paragraph" w:customStyle="1" w:styleId="Figure">
+  <w:style w:customStyle="1" w:styleId="Figure" w:type="paragraph">
     <w:name w:val="Figure"/>
     <w:basedOn w:val="Normal"/>
   </w:style>
-  <w:style w:type="paragraph" w:customStyle="1" w:styleId="CaptionedFigure">
+  <w:style w:customStyle="1" w:styleId="CaptionedFigure" w:type="paragraph">
     <w:name w:val="Captioned Figure"/>
     <w:basedOn w:val="Figure"/>
     <w:pPr>
       <w:keepNext/>
     </w:pPr>
   </w:style>
-  <w:style w:type="character" w:customStyle="1" w:styleId="BodyTextChar">
+  <w:style w:customStyle="1" w:styleId="BodyTextChar" w:type="character">
     <w:name w:val="Body Text Char"/>
     <w:basedOn w:val="DefaultParagraphFont"/>
     <w:link w:val="BodyText"/>
   </w:style>
-  <w:style w:type="character" w:customStyle="1" w:styleId="VerbatimChar">
+  <w:style w:customStyle="1" w:styleId="VerbatimChar" w:type="character">
     <w:name w:val="Verbatim Char"/>
     <w:basedOn w:val="BodyTextChar"/>
     <w:rPr>
@@ -1871,21 +2043,21 @@
       <w:sz w:val="22"/>
     </w:rPr>
   </w:style>
-  <w:style w:type="character" w:styleId="FootnoteReference">
+  <w:style w:styleId="FootnoteReference" w:type="character">
     <w:name w:val="Footnote Reference"/>
     <w:basedOn w:val="BodyTextChar"/>
     <w:rPr>
       <w:vertAlign w:val="superscript"/>
     </w:rPr>
   </w:style>
-  <w:style w:type="character" w:styleId="Hyperlink">
+  <w:style w:styleId="Hyperlink" w:type="character">
     <w:name w:val="Hyperlink"/>
     <w:basedOn w:val="BodyTextChar"/>
     <w:rPr>
-      <w:color w:val="4F81BD" w:themeColor="accent1"/>
-    </w:rPr>
-  </w:style>
-  <w:style w:type="paragraph" w:styleId="TOCHeading">
+      <w:color w:themeColor="accent1" w:val="4F81BD"/>
+    </w:rPr>
+  </w:style>
+  <w:style w:styleId="TOCHeading" w:type="paragraph">
     <w:name w:val="TOC Heading"/>
     <w:basedOn w:val="Heading1"/>
     <w:next w:val="BodyText"/>
@@ -1897,10 +2069,10 @@
       <w:outlineLvl w:val="9"/>
     </w:pPr>
     <w:rPr>
-      <w:rFonts w:asciiTheme="majorHAnsi" w:eastAsiaTheme="majorEastAsia" w:hAnsiTheme="majorHAnsi" w:cstheme="majorBidi"/>
+      <w:rFonts w:asciiTheme="majorHAnsi" w:cstheme="majorBidi" w:eastAsiaTheme="majorEastAsia" w:hAnsiTheme="majorHAnsi"/>
       <w:b w:val="0"/>
       <w:bCs w:val="0"/>
-      <w:color w:val="365F91" w:themeColor="accent1" w:themeShade="BF"/>
+      <w:color w:themeColor="accent1" w:themeShade="BF" w:val="365F91"/>
     </w:rPr>
   </w:style>
   <w:style w:type="paragraph" w:customStyle="1" w:styleId="SourceCode">
@@ -1992,7 +2164,10 @@
   <w:style w:type="character" w:customStyle="1" w:styleId="ImportTok">
     <w:name w:val="ImportTok"/>
     <w:basedOn w:val="VerbatimChar"/>
-    <w:rPr/>
+    <w:rPr>
+      <w:color w:val="008000"/>
+      <w:b/>
+    </w:rPr>
   </w:style>
   <w:style w:type="character" w:customStyle="1" w:styleId="CommentTok">
     <w:name w:val="CommentTok"/>
@@ -2067,7 +2242,9 @@
   <w:style w:type="character" w:customStyle="1" w:styleId="BuiltInTok">
     <w:name w:val="BuiltInTok"/>
     <w:basedOn w:val="VerbatimChar"/>
-    <w:rPr/>
+    <w:rPr>
+      <w:color w:val="008000"/>
+    </w:rPr>
   </w:style>
   <w:style w:type="character" w:customStyle="1" w:styleId="ExtensionTok">
     <w:name w:val="ExtensionTok"/>
